--- a/assignment4.docx
+++ b/assignment4.docx
@@ -22,15 +22,28 @@
       </w:r>
     </w:p>
     <w:p>
-      <w:pPr>
-        <w:pStyle w:val="Heading1"/>
-        <w:spacing w:before="240" w:after="120"/>
-        <w:jc w:val="both"/>
-        <w:rPr>
-          <w:rFonts w:ascii="Calibri" w:hAnsi="Calibri" w:cs="Calibri"/>
-        </w:rPr>
-      </w:pPr>
+      <w:hyperlink r:id="rId5" w:history="1">
+        <w:r>
+          <w:rPr>
+            <w:rStyle w:val="Hyperlink"/>
+          </w:rPr>
+          <w:t>https://github.com/rakeikahukoti-del/DATA</w:t>
+        </w:r>
+        <w:r>
+          <w:rPr>
+            <w:rStyle w:val="Hyperlink"/>
+          </w:rPr>
+          <w:t>3</w:t>
+        </w:r>
+        <w:r>
+          <w:rPr>
+            <w:rStyle w:val="Hyperlink"/>
+          </w:rPr>
+          <w:t>01-assignment-IV.git</w:t>
+        </w:r>
+      </w:hyperlink>
     </w:p>
+    <w:p/>
     <w:p>
       <w:pPr>
         <w:pStyle w:val="Heading1"/>
@@ -3239,7 +3252,7 @@
                     <pic:cNvPicPr/>
                   </pic:nvPicPr>
                   <pic:blipFill>
-                    <a:blip r:embed="rId5"/>
+                    <a:blip r:embed="rId6"/>
                     <a:stretch>
                       <a:fillRect/>
                     </a:stretch>
@@ -5898,7 +5911,7 @@
                     <pic:cNvPicPr/>
                   </pic:nvPicPr>
                   <pic:blipFill>
-                    <a:blip r:embed="rId6"/>
+                    <a:blip r:embed="rId7"/>
                     <a:stretch>
                       <a:fillRect/>
                     </a:stretch>
@@ -5987,7 +6000,7 @@
                     <pic:cNvPicPr/>
                   </pic:nvPicPr>
                   <pic:blipFill>
-                    <a:blip r:embed="rId7"/>
+                    <a:blip r:embed="rId8"/>
                     <a:stretch>
                       <a:fillRect/>
                     </a:stretch>
@@ -6741,6 +6754,30 @@
       <w:szCs w:val="20"/>
     </w:rPr>
   </w:style>
+  <w:style w:type="character" w:styleId="UnresolvedMention">
+    <w:name w:val="Unresolved Mention"/>
+    <w:basedOn w:val="DefaultParagraphFont"/>
+    <w:uiPriority w:val="99"/>
+    <w:semiHidden/>
+    <w:unhideWhenUsed/>
+    <w:rsid w:val="00903130"/>
+    <w:rPr>
+      <w:color w:val="605E5C"/>
+      <w:shd w:val="clear" w:color="auto" w:fill="E1DFDD"/>
+    </w:rPr>
+  </w:style>
+  <w:style w:type="character" w:styleId="FollowedHyperlink">
+    <w:name w:val="FollowedHyperlink"/>
+    <w:basedOn w:val="DefaultParagraphFont"/>
+    <w:uiPriority w:val="99"/>
+    <w:semiHidden/>
+    <w:unhideWhenUsed/>
+    <w:rsid w:val="00903130"/>
+    <w:rPr>
+      <w:color w:val="96607D" w:themeColor="followedHyperlink"/>
+      <w:u w:val="single"/>
+    </w:rPr>
+  </w:style>
 </w:styles>
 </file>
 
